--- a/textos/capitulos/8_aspectos_juridicos.docx
+++ b/textos/capitulos/8_aspectos_juridicos.docx
@@ -1084,7 +1084,7 @@
           <w:sz w:val="24"/>
           <w:szCs w:val="24"/>
         </w:rPr>
-        <w:t xml:space="preserve">O CNAE principal proposto é 5611-2/01 (restaurantes e similares), com 9329-8/99 (recreação e lazer), 4763-6/01 (venda de jogos), 7729-2/02 (locação de jogos) e 8230-0/01 (eventos) como secundários. A São Jogue usa 5611-2/03 (lanchonete) como principal e lista 5611-2/01, 9329-8/99, 4763-6/01 e 8230-0/01 entre os secundários (Receita Federal, 2026); as duas escolhas caem no anexo I. Descartou-se 5611-2/05 (bar com entretenimento): a CONCLA define o entretenimento dessa subclasse como música e apresentações, não jogos de mesa (CONCLA, 2026).</w:t>
+        <w:t xml:space="preserve">O CNAE principal é 5611-2/01 (restaurantes e similares), pela cozinha própria com refeições, com 9329-8/99 (recreação e lazer), 4763-6/01 (venda de jogos), 7729-2/02 (locação de jogos) e 8230-0/01 (eventos) como secundários. A São Jogue usa 5611-2/03 (lanchonete) como principal e lista 5611-2/01, 9329-8/99, 4763-6/01 e 8230-0/01 entre os secundários (Receita Federal, 2026); as duas escolhas caem no anexo I. Descartou-se 5611-2/05 (bar com entretenimento): a CONCLA define o entretenimento dessa subclasse como música e apresentações, não jogos de mesa (CONCLA, 2026).</w:t>
       </w:r>
     </w:p>
     <w:p>
